--- a/002/002_DESTRUCTURAL_H5H6_3.0.docx
+++ b/002/002_DESTRUCTURAL_H5H6_3.0.docx
@@ -263,7 +263,7 @@
                 <w:i w:val="0"/>
                 <w:sz w:val="17"/>
               </w:rPr>
-              <w:t>6,677.19 kg</w:t>
+              <w:t>6,673.62 kg</w:t>
             </w:r>
           </w:p>
         </w:tc>
@@ -349,7 +349,7 @@
                 <w:i w:val="0"/>
                 <w:sz w:val="17"/>
               </w:rPr>
-              <w:t>333.86 kg</w:t>
+              <w:t>333.68 kg</w:t>
             </w:r>
           </w:p>
         </w:tc>
@@ -395,7 +395,7 @@
                 <w:i w:val="0"/>
                 <w:sz w:val="17"/>
               </w:rPr>
-              <w:t>7,011.04 kg</w:t>
+              <w:t>7,007.30 kg</w:t>
             </w:r>
           </w:p>
         </w:tc>
@@ -439,7 +439,7 @@
                 <w:i w:val="0"/>
                 <w:sz w:val="17"/>
               </w:rPr>
-              <w:t>43.47 kg/m²</w:t>
+              <w:t>43.45 kg/m²</w:t>
             </w:r>
           </w:p>
         </w:tc>
@@ -525,7 +525,7 @@
                 <w:i w:val="0"/>
                 <w:sz w:val="17"/>
               </w:rPr>
-              <w:t>92.03 %</w:t>
+              <w:t>91.73 %</w:t>
             </w:r>
           </w:p>
         </w:tc>
@@ -569,7 +569,7 @@
                 <w:i w:val="0"/>
                 <w:sz w:val="17"/>
               </w:rPr>
-              <w:t>95.93 %</w:t>
+              <w:t>96.12 %</w:t>
             </w:r>
           </w:p>
         </w:tc>
@@ -655,7 +655,7 @@
                 <w:i w:val="0"/>
                 <w:sz w:val="17"/>
               </w:rPr>
-              <w:t>1.0929</w:t>
+              <w:t>1.0973</w:t>
             </w:r>
           </w:p>
         </w:tc>
@@ -697,7 +697,7 @@
                 <w:i w:val="0"/>
                 <w:sz w:val="17"/>
               </w:rPr>
-              <w:t>1.0108</w:t>
+              <w:t>1.0183</w:t>
             </w:r>
           </w:p>
         </w:tc>
@@ -5881,7 +5881,7 @@
                 <w:i w:val="0"/>
                 <w:sz w:val="17"/>
               </w:rPr>
-              <w:t>149.87</w:t>
+              <w:t>146.28</w:t>
             </w:r>
           </w:p>
         </w:tc>
@@ -5923,7 +5923,7 @@
                 <w:i w:val="0"/>
                 <w:sz w:val="17"/>
               </w:rPr>
-              <w:t>148.72</w:t>
+              <w:t>145.16</w:t>
             </w:r>
           </w:p>
         </w:tc>
@@ -5944,7 +5944,7 @@
                 <w:i w:val="0"/>
                 <w:sz w:val="17"/>
               </w:rPr>
-              <w:t>81.64%</w:t>
+              <w:t>81.28%</w:t>
             </w:r>
           </w:p>
         </w:tc>
@@ -6072,7 +6072,7 @@
                 <w:i w:val="0"/>
                 <w:sz w:val="17"/>
               </w:rPr>
-              <w:t>18.36%</w:t>
+              <w:t>18.72%</w:t>
             </w:r>
           </w:p>
         </w:tc>
@@ -6203,7 +6203,7 @@
                 <w:i w:val="0"/>
                 <w:sz w:val="17"/>
               </w:rPr>
-              <w:t>182.16 kg</w:t>
+              <w:t>178.59 kg</w:t>
             </w:r>
           </w:p>
         </w:tc>
@@ -6247,7 +6247,7 @@
                 <w:i w:val="0"/>
                 <w:sz w:val="17"/>
               </w:rPr>
-              <w:t>9.11 kg</w:t>
+              <w:t>8.93 kg</w:t>
             </w:r>
           </w:p>
         </w:tc>
@@ -6291,7 +6291,7 @@
                 <w:i w:val="0"/>
                 <w:sz w:val="17"/>
               </w:rPr>
-              <w:t>191.27 kg</w:t>
+              <w:t>187.52 kg</w:t>
             </w:r>
           </w:p>
         </w:tc>
@@ -6381,7 +6381,7 @@
                 <w:i w:val="0"/>
                 <w:sz w:val="17"/>
               </w:rPr>
-              <w:t>1.19 kg/m²</w:t>
+              <w:t>1.16 kg/m²</w:t>
             </w:r>
           </w:p>
         </w:tc>
@@ -7298,7 +7298,7 @@
                 <w:i w:val="0"/>
                 <w:sz w:val="17"/>
               </w:rPr>
-              <w:t>182.16</w:t>
+              <w:t>178.59</w:t>
             </w:r>
           </w:p>
         </w:tc>
@@ -7319,7 +7319,7 @@
                 <w:i w:val="0"/>
                 <w:sz w:val="17"/>
               </w:rPr>
-              <w:t>9.11</w:t>
+              <w:t>8.93</w:t>
             </w:r>
           </w:p>
         </w:tc>
@@ -7340,7 +7340,7 @@
                 <w:i w:val="0"/>
                 <w:sz w:val="17"/>
               </w:rPr>
-              <w:t>191.27</w:t>
+              <w:t>187.52</w:t>
             </w:r>
           </w:p>
         </w:tc>
@@ -7361,7 +7361,7 @@
                 <w:i w:val="0"/>
                 <w:sz w:val="17"/>
               </w:rPr>
-              <w:t>1.19</w:t>
+              <w:t>1.16</w:t>
             </w:r>
           </w:p>
         </w:tc>
@@ -7407,7 +7407,7 @@
                 <w:i w:val="0"/>
                 <w:sz w:val="17"/>
               </w:rPr>
-              <w:t>6,677.19</w:t>
+              <w:t>6,673.62</w:t>
             </w:r>
           </w:p>
         </w:tc>
@@ -7429,7 +7429,7 @@
                 <w:i w:val="0"/>
                 <w:sz w:val="17"/>
               </w:rPr>
-              <w:t>333.86</w:t>
+              <w:t>333.68</w:t>
             </w:r>
           </w:p>
         </w:tc>
@@ -7451,7 +7451,7 @@
                 <w:i w:val="0"/>
                 <w:sz w:val="17"/>
               </w:rPr>
-              <w:t>7,011.04</w:t>
+              <w:t>7,007.30</w:t>
             </w:r>
           </w:p>
         </w:tc>
@@ -7473,7 +7473,7 @@
                 <w:i w:val="0"/>
                 <w:sz w:val="17"/>
               </w:rPr>
-              <w:t>43.47</w:t>
+              <w:t>43.45</w:t>
             </w:r>
           </w:p>
         </w:tc>
@@ -7604,7 +7604,7 @@
                 <w:i w:val="0"/>
                 <w:sz w:val="17"/>
               </w:rPr>
-              <w:t>6,677.19 kg</w:t>
+              <w:t>6,673.62 kg</w:t>
             </w:r>
           </w:p>
         </w:tc>
@@ -7648,7 +7648,7 @@
                 <w:i w:val="0"/>
                 <w:sz w:val="17"/>
               </w:rPr>
-              <w:t>333.86 kg</w:t>
+              <w:t>333.68 kg</w:t>
             </w:r>
           </w:p>
         </w:tc>
@@ -7694,7 +7694,7 @@
                 <w:i w:val="0"/>
                 <w:sz w:val="17"/>
               </w:rPr>
-              <w:t>7,011.04 kg</w:t>
+              <w:t>7,007.30 kg</w:t>
             </w:r>
           </w:p>
         </w:tc>
@@ -7784,7 +7784,7 @@
                 <w:i w:val="0"/>
                 <w:sz w:val="17"/>
               </w:rPr>
-              <w:t>43.47 kg/m²</w:t>
+              <w:t>43.45 kg/m²</w:t>
             </w:r>
           </w:p>
         </w:tc>

--- a/002/002_DESTRUCTURAL_H5H6_3.0.docx
+++ b/002/002_DESTRUCTURAL_H5H6_3.0.docx
@@ -791,6 +791,7 @@
     </w:tbl>
     <w:p>
       <w:pPr>
+        <w:keepNext/>
         <w:spacing w:after="0"/>
         <w:jc w:val="center"/>
       </w:pPr>
@@ -1483,6 +1484,7 @@
     </w:p>
     <w:p>
       <w:pPr>
+        <w:keepNext/>
         <w:spacing w:after="0"/>
         <w:jc w:val="center"/>
       </w:pPr>
@@ -2303,6 +2305,7 @@
     </w:p>
     <w:p>
       <w:pPr>
+        <w:keepNext/>
         <w:spacing w:after="0"/>
         <w:jc w:val="center"/>
       </w:pPr>
@@ -2995,6 +2998,7 @@
     </w:p>
     <w:p>
       <w:pPr>
+        <w:keepNext/>
         <w:spacing w:after="0"/>
         <w:jc w:val="center"/>
       </w:pPr>
@@ -3687,6 +3691,7 @@
     </w:p>
     <w:p>
       <w:pPr>
+        <w:keepNext/>
         <w:spacing w:after="0"/>
         <w:jc w:val="center"/>
       </w:pPr>
@@ -4763,6 +4768,7 @@
     </w:p>
     <w:p>
       <w:pPr>
+        <w:keepNext/>
         <w:spacing w:after="0"/>
         <w:jc w:val="center"/>
       </w:pPr>
@@ -5583,6 +5589,7 @@
     </w:p>
     <w:p>
       <w:pPr>
+        <w:keepNext/>
         <w:spacing w:after="0"/>
         <w:jc w:val="center"/>
       </w:pPr>
@@ -6403,6 +6410,7 @@
     </w:p>
     <w:p>
       <w:pPr>
+        <w:keepNext/>
         <w:spacing w:after="0"/>
         <w:jc w:val="center"/>
       </w:pPr>

--- a/002/002_DESTRUCTURAL_H5H6_3.0.docx
+++ b/002/002_DESTRUCTURAL_H5H6_3.0.docx
@@ -525,7 +525,7 @@
                 <w:i w:val="0"/>
                 <w:sz w:val="17"/>
               </w:rPr>
-              <w:t>91.73 %</w:t>
+              <w:t>91.66 %</w:t>
             </w:r>
           </w:p>
         </w:tc>
@@ -569,7 +569,7 @@
                 <w:i w:val="0"/>
                 <w:sz w:val="17"/>
               </w:rPr>
-              <w:t>96.12 %</w:t>
+              <w:t>96.10 %</w:t>
             </w:r>
           </w:p>
         </w:tc>
@@ -655,7 +655,7 @@
                 <w:i w:val="0"/>
                 <w:sz w:val="17"/>
               </w:rPr>
-              <w:t>1.0973</w:t>
+              <w:t>1.0983</w:t>
             </w:r>
           </w:p>
         </w:tc>
@@ -697,7 +697,7 @@
                 <w:i w:val="0"/>
                 <w:sz w:val="17"/>
               </w:rPr>
-              <w:t>1.0183</w:t>
+              <w:t>1.0209</w:t>
             </w:r>
           </w:p>
         </w:tc>

--- a/002/002_DESTRUCTURAL_H5H6_3.0.docx
+++ b/002/002_DESTRUCTURAL_H5H6_3.0.docx
@@ -462,7 +462,7 @@
                 <w:i w:val="0"/>
                 <w:sz w:val="17"/>
               </w:rPr>
-              <w:t>Modos (motor de análisis)</w:t>
+              <w:t>Modos (corrida 3.0)</w:t>
             </w:r>
           </w:p>
         </w:tc>
@@ -525,7 +525,7 @@
                 <w:i w:val="0"/>
                 <w:sz w:val="17"/>
               </w:rPr>
-              <w:t>91.66 %</w:t>
+              <w:t>91.64 %</w:t>
             </w:r>
           </w:p>
         </w:tc>
@@ -569,7 +569,7 @@
                 <w:i w:val="0"/>
                 <w:sz w:val="17"/>
               </w:rPr>
-              <w:t>96.10 %</w:t>
+              <w:t>95.91 %</w:t>
             </w:r>
           </w:p>
         </w:tc>
@@ -655,7 +655,7 @@
                 <w:i w:val="0"/>
                 <w:sz w:val="17"/>
               </w:rPr>
-              <w:t>1.0983</w:t>
+              <w:t>1.0979</w:t>
             </w:r>
           </w:p>
         </w:tc>
@@ -697,7 +697,7 @@
                 <w:i w:val="0"/>
                 <w:sz w:val="17"/>
               </w:rPr>
-              <w:t>1.0209</w:t>
+              <w:t>1.0218</w:t>
             </w:r>
           </w:p>
         </w:tc>
